--- a/formatos/11. EVALUACIÓN DE LA EXPOSICIÓN.docx
+++ b/formatos/11. EVALUACIÓN DE LA EXPOSICIÓN.docx
@@ -1,6 +1,6 @@
 
 <file path=word/document.xml><?xml version="1.0" encoding="utf-8"?>
-<w:document xmlns:wpc="http://schemas.microsoft.com/office/word/2010/wordprocessingCanvas" xmlns:mc="http://schemas.openxmlformats.org/markup-compatibility/2006" xmlns:o="urn:schemas-microsoft-com:office:office" xmlns:r="http://schemas.openxmlformats.org/officeDocument/2006/relationships" xmlns:m="http://schemas.openxmlformats.org/officeDocument/2006/math" xmlns:v="urn:schemas-microsoft-com:vml" xmlns:wp14="http://schemas.microsoft.com/office/word/2010/wordprocessingDrawing" xmlns:wp="http://schemas.openxmlformats.org/drawingml/2006/wordprocessingDrawing" xmlns:w10="urn:schemas-microsoft-com:office:word" xmlns:w="http://schemas.openxmlformats.org/wordprocessingml/2006/main" xmlns:w14="http://schemas.microsoft.com/office/word/2010/wordml" xmlns:w15="http://schemas.microsoft.com/office/word/2012/wordml" xmlns:wpg="http://schemas.microsoft.com/office/word/2010/wordprocessingGroup" xmlns:wpi="http://schemas.microsoft.com/office/word/2010/wordprocessingInk" xmlns:wne="http://schemas.microsoft.com/office/word/2006/wordml" xmlns:wps="http://schemas.microsoft.com/office/word/2010/wordprocessingShape" mc:Ignorable="w14 w15 wp14">
+<w:document xmlns:wpc="http://schemas.microsoft.com/office/word/2010/wordprocessingCanvas" xmlns:cx="http://schemas.microsoft.com/office/drawing/2014/chartex" xmlns:cx1="http://schemas.microsoft.com/office/drawing/2015/9/8/chartex" xmlns:cx2="http://schemas.microsoft.com/office/drawing/2015/10/21/chartex" xmlns:cx3="http://schemas.microsoft.com/office/drawing/2016/5/9/chartex" xmlns:cx4="http://schemas.microsoft.com/office/drawing/2016/5/10/chartex" xmlns:cx5="http://schemas.microsoft.com/office/drawing/2016/5/11/chartex" xmlns:cx6="http://schemas.microsoft.com/office/drawing/2016/5/12/chartex" xmlns:cx7="http://schemas.microsoft.com/office/drawing/2016/5/13/chartex" xmlns:cx8="http://schemas.microsoft.com/office/drawing/2016/5/14/chartex" xmlns:mc="http://schemas.openxmlformats.org/markup-compatibility/2006" xmlns:aink="http://schemas.microsoft.com/office/drawing/2016/ink" xmlns:am3d="http://schemas.microsoft.com/office/drawing/2017/model3d" xmlns:o="urn:schemas-microsoft-com:office:office" xmlns:r="http://schemas.openxmlformats.org/officeDocument/2006/relationships" xmlns:m="http://schemas.openxmlformats.org/officeDocument/2006/math" xmlns:v="urn:schemas-microsoft-com:vml" xmlns:wp14="http://schemas.microsoft.com/office/word/2010/wordprocessingDrawing" xmlns:wp="http://schemas.openxmlformats.org/drawingml/2006/wordprocessingDrawing" xmlns:w10="urn:schemas-microsoft-com:office:word" xmlns:w="http://schemas.openxmlformats.org/wordprocessingml/2006/main" xmlns:w14="http://schemas.microsoft.com/office/word/2010/wordml" xmlns:w15="http://schemas.microsoft.com/office/word/2012/wordml" xmlns:w16cex="http://schemas.microsoft.com/office/word/2018/wordml/cex" xmlns:w16cid="http://schemas.microsoft.com/office/word/2016/wordml/cid" xmlns:w16="http://schemas.microsoft.com/office/word/2018/wordml" xmlns:w16sdtdh="http://schemas.microsoft.com/office/word/2020/wordml/sdtdatahash" xmlns:w16se="http://schemas.microsoft.com/office/word/2015/wordml/symex" xmlns:wpg="http://schemas.microsoft.com/office/word/2010/wordprocessingGroup" xmlns:wpi="http://schemas.microsoft.com/office/word/2010/wordprocessingInk" xmlns:wne="http://schemas.microsoft.com/office/word/2006/wordml" xmlns:wps="http://schemas.microsoft.com/office/word/2010/wordprocessingShape" mc:Ignorable="w14 w15 w16se w16cid w16 w16cex w16sdtdh wp14">
   <w:body>
     <w:p>
       <w:pPr>
@@ -18,7 +18,7 @@
           <w:lang w:val="es-VE" w:eastAsia="es-VE"/>
         </w:rPr>
         <w:drawing>
-          <wp:anchor distT="0" distB="0" distL="114300" distR="114300" simplePos="0" relativeHeight="251659776" behindDoc="1" locked="0" layoutInCell="1" allowOverlap="1" wp14:anchorId="05E88DD6" wp14:editId="4595FB39">
+          <wp:anchor distT="0" distB="0" distL="114300" distR="114300" simplePos="0" relativeHeight="251659776" behindDoc="1" locked="0" layoutInCell="1" allowOverlap="1" wp14:anchorId="3B78B0BA" wp14:editId="2020AD3C">
             <wp:simplePos x="0" y="0"/>
             <wp:positionH relativeFrom="leftMargin">
               <wp:posOffset>160020</wp:posOffset>
@@ -86,7 +86,7 @@
         <mc:AlternateContent>
           <mc:Choice Requires="wps">
             <w:drawing>
-              <wp:anchor distT="0" distB="0" distL="114300" distR="114300" simplePos="0" relativeHeight="251655680" behindDoc="0" locked="0" layoutInCell="1" allowOverlap="1" wp14:anchorId="05F452E6" wp14:editId="091CF63C">
+              <wp:anchor distT="0" distB="0" distL="114300" distR="114300" simplePos="0" relativeHeight="251655680" behindDoc="0" locked="0" layoutInCell="1" allowOverlap="1" wp14:anchorId="20A28C39" wp14:editId="16EA2DBE">
                 <wp:simplePos x="0" y="0"/>
                 <wp:positionH relativeFrom="column">
                   <wp:posOffset>474345</wp:posOffset>
@@ -202,11 +202,11 @@
           </mc:Choice>
           <mc:Fallback>
             <w:pict>
-              <v:shapetype w14:anchorId="05F452E6" id="_x0000_t202" coordsize="21600,21600" o:spt="202" path="m,l,21600r21600,l21600,xe">
+              <v:shapetype w14:anchorId="20A28C39" id="_x0000_t202" coordsize="21600,21600" o:spt="202" path="m,l,21600r21600,l21600,xe">
                 <v:stroke joinstyle="miter"/>
                 <v:path gradientshapeok="t" o:connecttype="rect"/>
               </v:shapetype>
-              <v:shape id="Text Box 541" o:spid="_x0000_s1026" type="#_x0000_t202" style="position:absolute;left:0;text-align:left;margin-left:37.35pt;margin-top:693pt;width:6in;height:18pt;z-index:251655680;visibility:visible;mso-wrap-style:square;mso-width-percent:0;mso-height-percent:0;mso-wrap-distance-left:9pt;mso-wrap-distance-top:0;mso-wrap-distance-right:9pt;mso-wrap-distance-bottom:0;mso-position-horizontal:absolute;mso-position-horizontal-relative:text;mso-position-vertical:absolute;mso-position-vertical-relative:text;mso-width-percent:0;mso-height-percent:0;mso-width-relative:page;mso-height-relative:page;v-text-anchor:top" o:gfxdata="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" filled="f" stroked="f">
+              <v:shape id="Text Box 541" o:spid="_x0000_s1026" type="#_x0000_t202" style="position:absolute;left:0;text-align:left;margin-left:37.35pt;margin-top:693pt;width:6in;height:18pt;z-index:251655680;visibility:visible;mso-wrap-style:square;mso-width-percent:0;mso-height-percent:0;mso-wrap-distance-left:9pt;mso-wrap-distance-top:0;mso-wrap-distance-right:9pt;mso-wrap-distance-bottom:0;mso-position-horizontal:absolute;mso-position-horizontal-relative:text;mso-position-vertical:absolute;mso-position-vertical-relative:text;mso-width-percent:0;mso-height-percent:0;mso-width-relative:page;mso-height-relative:page;v-text-anchor:top" o:gfxdata="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" filled="f" stroked="f">
                 <v:textbox>
                   <w:txbxContent>
                     <w:p>
@@ -273,7 +273,7 @@
         <mc:AlternateContent>
           <mc:Choice Requires="wps">
             <w:drawing>
-              <wp:anchor distT="0" distB="0" distL="114300" distR="114300" simplePos="0" relativeHeight="251657728" behindDoc="0" locked="0" layoutInCell="1" allowOverlap="1" wp14:anchorId="371F0382" wp14:editId="3BD67668">
+              <wp:anchor distT="0" distB="0" distL="114300" distR="114300" simplePos="0" relativeHeight="251657728" behindDoc="0" locked="0" layoutInCell="1" allowOverlap="1" wp14:anchorId="30E98CFE" wp14:editId="0AD2C43E">
                 <wp:simplePos x="0" y="0"/>
                 <wp:positionH relativeFrom="column">
                   <wp:posOffset>474345</wp:posOffset>
@@ -389,7 +389,7 @@
           </mc:Choice>
           <mc:Fallback>
             <w:pict>
-              <v:shape id="Text Box 544" o:spid="_x0000_s1027" type="#_x0000_t202" style="position:absolute;left:0;text-align:left;margin-left:37.35pt;margin-top:693pt;width:6in;height:18pt;z-index:251657728;visibility:visible;mso-wrap-style:square;mso-width-percent:0;mso-height-percent:0;mso-wrap-distance-left:9pt;mso-wrap-distance-top:0;mso-wrap-distance-right:9pt;mso-wrap-distance-bottom:0;mso-position-horizontal:absolute;mso-position-horizontal-relative:text;mso-position-vertical:absolute;mso-position-vertical-relative:text;mso-width-percent:0;mso-height-percent:0;mso-width-relative:page;mso-height-relative:page;v-text-anchor:top" o:gfxdata="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" filled="f" stroked="f">
+              <v:shape w14:anchorId="30E98CFE" id="Text Box 544" o:spid="_x0000_s1027" type="#_x0000_t202" style="position:absolute;left:0;text-align:left;margin-left:37.35pt;margin-top:693pt;width:6in;height:18pt;z-index:251657728;visibility:visible;mso-wrap-style:square;mso-width-percent:0;mso-height-percent:0;mso-wrap-distance-left:9pt;mso-wrap-distance-top:0;mso-wrap-distance-right:9pt;mso-wrap-distance-bottom:0;mso-position-horizontal:absolute;mso-position-horizontal-relative:text;mso-position-vertical:absolute;mso-position-vertical-relative:text;mso-width-percent:0;mso-height-percent:0;mso-width-relative:page;mso-height-relative:page;v-text-anchor:top" o:gfxdata="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" filled="f" stroked="f">
                 <v:textbox>
                   <w:txbxContent>
                     <w:p>
@@ -595,55 +595,7 @@
           <w:sz w:val="28"/>
           <w:szCs w:val="28"/>
         </w:rPr>
-        <w:t>20</w:t>
-      </w:r>
-      <w:r>
-        <w:rPr>
-          <w:b/>
-          <w:sz w:val="28"/>
-          <w:szCs w:val="28"/>
-        </w:rPr>
-        <w:t>_</w:t>
-      </w:r>
-      <w:r>
-        <w:rPr>
-          <w:b/>
-          <w:sz w:val="28"/>
-          <w:szCs w:val="28"/>
-        </w:rPr>
-        <w:t>__</w:t>
-      </w:r>
-      <w:r>
-        <w:rPr>
-          <w:b/>
-          <w:sz w:val="28"/>
-          <w:szCs w:val="28"/>
-        </w:rPr>
-        <w:t>_</w:t>
-      </w:r>
-      <w:r>
-        <w:rPr>
-          <w:b/>
-          <w:sz w:val="28"/>
-          <w:szCs w:val="28"/>
-        </w:rPr>
-        <w:t>-_</w:t>
-      </w:r>
-      <w:r>
-        <w:rPr>
-          <w:b/>
-          <w:sz w:val="28"/>
-          <w:szCs w:val="28"/>
-        </w:rPr>
-        <w:t>__</w:t>
-      </w:r>
-      <w:r>
-        <w:rPr>
-          <w:b/>
-          <w:sz w:val="28"/>
-          <w:szCs w:val="28"/>
-        </w:rPr>
-        <w:t>_</w:t>
+        <w:t>{{lapso_actual|upper}}</w:t>
       </w:r>
     </w:p>
     <w:p>
@@ -675,10 +627,14 @@
         <w:t>:</w:t>
       </w:r>
       <w:r>
-        <w:t xml:space="preserve"> _</w:t>
-      </w:r>
-      <w:r>
-        <w:t>_________________________________________</w:t>
+        <w:t xml:space="preserve"> </w:t>
+      </w:r>
+      <w:r>
+        <w:rPr>
+          <w:b/>
+          <w:bCs/>
+        </w:rPr>
+        <w:t>{{estudiante|completo|upper}}</w:t>
       </w:r>
     </w:p>
     <w:p>
@@ -702,21 +658,14 @@
           <w:b/>
           <w:lang w:val="es-ES"/>
         </w:rPr>
-        <w:t>__</w:t>
+        <w:t>_</w:t>
       </w:r>
       <w:r>
         <w:rPr>
           <w:b/>
           <w:lang w:val="es-ES"/>
         </w:rPr>
-        <w:t>_</w:t>
-      </w:r>
-      <w:r>
-        <w:rPr>
-          <w:b/>
-          <w:lang w:val="es-ES"/>
-        </w:rPr>
-        <w:t>_-_____________________</w:t>
+        <w:t>V {{estudiante.cedula}}</w:t>
       </w:r>
     </w:p>
     <w:p>
@@ -789,9 +738,27 @@
       </w:r>
       <w:r>
         <w:rPr>
+          <w:b/>
+        </w:rPr>
+        <w:t>{{</w:t>
+      </w:r>
+      <w:r>
+        <w:rPr>
+          <w:b/>
+        </w:rPr>
+        <w:t>titulo_de_informe</w:t>
+      </w:r>
+      <w:r>
+        <w:rPr>
+          <w:b/>
+        </w:rPr>
+        <w:t>}}</w:t>
+      </w:r>
+      <w:r>
+        <w:rPr>
           <w:lang w:val="es-ES"/>
         </w:rPr>
-        <w:t>_____________________________________________________________________________________________________________________________________________________________________________________________________</w:t>
+        <w:t>________________________________________________________________________________</w:t>
       </w:r>
       <w:r>
         <w:rPr>
@@ -823,15 +790,8 @@
       <w:r>
         <w:rPr>
           <w:b/>
-          <w:spacing w:val="-8"/>
-        </w:rPr>
-        <w:t xml:space="preserve">: </w:t>
-      </w:r>
-      <w:r>
-        <w:rPr>
-          <w:lang w:val="es-ES"/>
-        </w:rPr>
-        <w:t>_________________________</w:t>
+        </w:rPr>
+        <w:t xml:space="preserve">: {{empresa.razon_social|upper}} </w:t>
       </w:r>
     </w:p>
     <w:p>
@@ -839,18 +799,6 @@
         <w:spacing w:line="360" w:lineRule="auto"/>
         <w:jc w:val="both"/>
       </w:pPr>
-      <w:r>
-        <w:rPr>
-          <w:lang w:val="es-ES"/>
-        </w:rPr>
-        <w:t>________________________________________________________________</w:t>
-      </w:r>
-      <w:r>
-        <w:rPr>
-          <w:lang w:val="es-ES"/>
-        </w:rPr>
-        <w:t>___</w:t>
-      </w:r>
     </w:p>
     <w:p>
       <w:pPr>
@@ -1567,7 +1515,7 @@
               <mc:AlternateContent>
                 <mc:Choice Requires="wps">
                   <w:drawing>
-                    <wp:anchor distT="0" distB="0" distL="114300" distR="114300" simplePos="0" relativeHeight="251656704" behindDoc="0" locked="0" layoutInCell="1" allowOverlap="1">
+                    <wp:anchor distT="0" distB="0" distL="114300" distR="114300" simplePos="0" relativeHeight="251656704" behindDoc="0" locked="0" layoutInCell="1" allowOverlap="1" wp14:anchorId="52BF3B70" wp14:editId="0D582B61">
                       <wp:simplePos x="0" y="0"/>
                       <wp:positionH relativeFrom="column">
                         <wp:posOffset>-1897380</wp:posOffset>
@@ -1653,7 +1601,7 @@
                 </mc:Choice>
                 <mc:Fallback>
                   <w:pict>
-                    <v:shape id="Text Box 543" o:spid="_x0000_s1028" type="#_x0000_t202" style="position:absolute;left:0;text-align:left;margin-left:-149.4pt;margin-top:1.8pt;width:135pt;height:18pt;z-index:251656704;visibility:visible;mso-wrap-style:square;mso-width-percent:0;mso-height-percent:0;mso-wrap-distance-left:9pt;mso-wrap-distance-top:0;mso-wrap-distance-right:9pt;mso-wrap-distance-bottom:0;mso-position-horizontal:absolute;mso-position-horizontal-relative:text;mso-position-vertical:absolute;mso-position-vertical-relative:text;mso-width-percent:0;mso-height-percent:0;mso-width-relative:page;mso-height-relative:page;v-text-anchor:top" o:gfxdata="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" stroked="f">
+                    <v:shape w14:anchorId="52BF3B70" id="Text Box 543" o:spid="_x0000_s1028" type="#_x0000_t202" style="position:absolute;left:0;text-align:left;margin-left:-149.4pt;margin-top:1.8pt;width:135pt;height:18pt;z-index:251656704;visibility:visible;mso-wrap-style:square;mso-width-percent:0;mso-height-percent:0;mso-wrap-distance-left:9pt;mso-wrap-distance-top:0;mso-wrap-distance-right:9pt;mso-wrap-distance-bottom:0;mso-position-horizontal:absolute;mso-position-horizontal-relative:text;mso-position-vertical:absolute;mso-position-vertical-relative:text;mso-width-percent:0;mso-height-percent:0;mso-width-relative:page;mso-height-relative:page;v-text-anchor:top" o:gfxdata="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" stroked="f">
                       <v:textbox>
                         <w:txbxContent>
                           <w:p>
@@ -1916,8 +1864,6 @@
           <w:b/>
         </w:rPr>
       </w:pPr>
-      <w:bookmarkStart w:id="0" w:name="_GoBack"/>
-      <w:bookmarkEnd w:id="0"/>
     </w:p>
     <w:p>
       <w:pPr>
@@ -1944,7 +1890,19 @@
         <w:rPr>
           <w:b/>
         </w:rPr>
-        <w:t>ING. CARMEN DIAZ</w:t>
+        <w:t>{{</w:t>
+      </w:r>
+      <w:r>
+        <w:rPr>
+          <w:b/>
+        </w:rPr>
+        <w:t>autoridad_firmante_1</w:t>
+      </w:r>
+      <w:r>
+        <w:rPr>
+          <w:b/>
+        </w:rPr>
+        <w:t xml:space="preserve"> | upper}}</w:t>
       </w:r>
     </w:p>
     <w:p>
@@ -1958,25 +1916,19 @@
         <w:rPr>
           <w:b/>
         </w:rPr>
-        <w:t>JEFE</w:t>
-      </w:r>
-      <w:r>
-        <w:rPr>
-          <w:b/>
-        </w:rPr>
-        <w:t xml:space="preserve"> </w:t>
-      </w:r>
-      <w:r>
-        <w:rPr>
-          <w:b/>
-        </w:rPr>
-        <w:t xml:space="preserve"> DPTO. DE </w:t>
-      </w:r>
-      <w:r>
-        <w:rPr>
-          <w:b/>
-        </w:rPr>
-        <w:t>PASANTIAS</w:t>
+        <w:t>{{</w:t>
+      </w:r>
+      <w:r>
+        <w:rPr>
+          <w:b/>
+        </w:rPr>
+        <w:t>cargo_autoridad_firmante_1</w:t>
+      </w:r>
+      <w:r>
+        <w:rPr>
+          <w:b/>
+        </w:rPr>
+        <w:t>|upper}}</w:t>
       </w:r>
     </w:p>
     <w:p>
@@ -1996,7 +1948,7 @@
         <mc:AlternateContent>
           <mc:Choice Requires="wps">
             <w:drawing>
-              <wp:anchor distT="0" distB="0" distL="114300" distR="114300" simplePos="0" relativeHeight="251663872" behindDoc="0" locked="0" layoutInCell="1" allowOverlap="1" wp14:anchorId="058FB265" wp14:editId="74BB83C3">
+              <wp:anchor distT="0" distB="0" distL="114300" distR="114300" simplePos="0" relativeHeight="251663872" behindDoc="0" locked="0" layoutInCell="1" allowOverlap="1" wp14:anchorId="0A84ED1A" wp14:editId="2888AF27">
                 <wp:simplePos x="0" y="0"/>
                 <wp:positionH relativeFrom="margin">
                   <wp:posOffset>-238125</wp:posOffset>
@@ -2078,7 +2030,7 @@
           </mc:Choice>
           <mc:Fallback>
             <w:pict>
-              <v:shape w14:anchorId="058FB265" id="Cuadro de texto 6" o:spid="_x0000_s1029" type="#_x0000_t202" style="position:absolute;left:0;text-align:left;margin-left:-18.75pt;margin-top:35.7pt;width:483pt;height:19.5pt;z-index:251663872;visibility:visible;mso-wrap-style:square;mso-wrap-distance-left:9pt;mso-wrap-distance-top:0;mso-wrap-distance-right:9pt;mso-wrap-distance-bottom:0;mso-position-horizontal:absolute;mso-position-horizontal-relative:margin;mso-position-vertical:absolute;mso-position-vertical-relative:text;v-text-anchor:top" o:gfxdata="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" filled="f" stroked="f" strokeweight=".5pt">
+              <v:shape w14:anchorId="0A84ED1A" id="Cuadro de texto 6" o:spid="_x0000_s1029" type="#_x0000_t202" style="position:absolute;left:0;text-align:left;margin-left:-18.75pt;margin-top:35.7pt;width:483pt;height:19.5pt;z-index:251663872;visibility:visible;mso-wrap-style:square;mso-wrap-distance-left:9pt;mso-wrap-distance-top:0;mso-wrap-distance-right:9pt;mso-wrap-distance-bottom:0;mso-position-horizontal:absolute;mso-position-horizontal-relative:margin;mso-position-vertical:absolute;mso-position-vertical-relative:text;v-text-anchor:top" o:gfxdata="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" filled="f" stroked="f" strokeweight=".5pt">
                 <v:textbox>
                   <w:txbxContent>
                     <w:p>
@@ -2117,7 +2069,7 @@
         <mc:AlternateContent>
           <mc:Choice Requires="wps">
             <w:drawing>
-              <wp:anchor distT="0" distB="0" distL="114300" distR="114300" simplePos="0" relativeHeight="251661824" behindDoc="0" locked="0" layoutInCell="1" allowOverlap="1" wp14:anchorId="21FEFA98" wp14:editId="4DE05589">
+              <wp:anchor distT="0" distB="0" distL="114300" distR="114300" simplePos="0" relativeHeight="251661824" behindDoc="0" locked="0" layoutInCell="1" allowOverlap="1" wp14:anchorId="1EB42132" wp14:editId="7F6A2D36">
                 <wp:simplePos x="0" y="0"/>
                 <wp:positionH relativeFrom="page">
                   <wp:posOffset>340995</wp:posOffset>
@@ -2204,7 +2156,7 @@
 </file>
 
 <file path=word/endnotes.xml><?xml version="1.0" encoding="utf-8"?>
-<w:endnotes xmlns:wpc="http://schemas.microsoft.com/office/word/2010/wordprocessingCanvas" xmlns:mc="http://schemas.openxmlformats.org/markup-compatibility/2006" xmlns:o="urn:schemas-microsoft-com:office:office" xmlns:r="http://schemas.openxmlformats.org/officeDocument/2006/relationships" xmlns:m="http://schemas.openxmlformats.org/officeDocument/2006/math" xmlns:v="urn:schemas-microsoft-com:vml" xmlns:wp14="http://schemas.microsoft.com/office/word/2010/wordprocessingDrawing" xmlns:wp="http://schemas.openxmlformats.org/drawingml/2006/wordprocessingDrawing" xmlns:w10="urn:schemas-microsoft-com:office:word" xmlns:w="http://schemas.openxmlformats.org/wordprocessingml/2006/main" xmlns:w14="http://schemas.microsoft.com/office/word/2010/wordml" xmlns:w15="http://schemas.microsoft.com/office/word/2012/wordml" xmlns:wpg="http://schemas.microsoft.com/office/word/2010/wordprocessingGroup" xmlns:wpi="http://schemas.microsoft.com/office/word/2010/wordprocessingInk" xmlns:wne="http://schemas.microsoft.com/office/word/2006/wordml" xmlns:wps="http://schemas.microsoft.com/office/word/2010/wordprocessingShape" mc:Ignorable="w14 w15 wp14">
+<w:endnotes xmlns:wpc="http://schemas.microsoft.com/office/word/2010/wordprocessingCanvas" xmlns:cx="http://schemas.microsoft.com/office/drawing/2014/chartex" xmlns:cx1="http://schemas.microsoft.com/office/drawing/2015/9/8/chartex" xmlns:cx2="http://schemas.microsoft.com/office/drawing/2015/10/21/chartex" xmlns:cx3="http://schemas.microsoft.com/office/drawing/2016/5/9/chartex" xmlns:cx4="http://schemas.microsoft.com/office/drawing/2016/5/10/chartex" xmlns:cx5="http://schemas.microsoft.com/office/drawing/2016/5/11/chartex" xmlns:cx6="http://schemas.microsoft.com/office/drawing/2016/5/12/chartex" xmlns:cx7="http://schemas.microsoft.com/office/drawing/2016/5/13/chartex" xmlns:cx8="http://schemas.microsoft.com/office/drawing/2016/5/14/chartex" xmlns:mc="http://schemas.openxmlformats.org/markup-compatibility/2006" xmlns:aink="http://schemas.microsoft.com/office/drawing/2016/ink" xmlns:am3d="http://schemas.microsoft.com/office/drawing/2017/model3d" xmlns:o="urn:schemas-microsoft-com:office:office" xmlns:r="http://schemas.openxmlformats.org/officeDocument/2006/relationships" xmlns:m="http://schemas.openxmlformats.org/officeDocument/2006/math" xmlns:v="urn:schemas-microsoft-com:vml" xmlns:wp14="http://schemas.microsoft.com/office/word/2010/wordprocessingDrawing" xmlns:wp="http://schemas.openxmlformats.org/drawingml/2006/wordprocessingDrawing" xmlns:w10="urn:schemas-microsoft-com:office:word" xmlns:w="http://schemas.openxmlformats.org/wordprocessingml/2006/main" xmlns:w14="http://schemas.microsoft.com/office/word/2010/wordml" xmlns:w15="http://schemas.microsoft.com/office/word/2012/wordml" xmlns:w16cex="http://schemas.microsoft.com/office/word/2018/wordml/cex" xmlns:w16cid="http://schemas.microsoft.com/office/word/2016/wordml/cid" xmlns:w16="http://schemas.microsoft.com/office/word/2018/wordml" xmlns:w16sdtdh="http://schemas.microsoft.com/office/word/2020/wordml/sdtdatahash" xmlns:w16se="http://schemas.microsoft.com/office/word/2015/wordml/symex" xmlns:wpg="http://schemas.microsoft.com/office/word/2010/wordprocessingGroup" xmlns:wpi="http://schemas.microsoft.com/office/word/2010/wordprocessingInk" xmlns:wne="http://schemas.microsoft.com/office/word/2006/wordml" xmlns:wps="http://schemas.microsoft.com/office/word/2010/wordprocessingShape" mc:Ignorable="w14 w15 w16se w16cid w16 w16cex w16sdtdh wp14">
   <w:endnote w:type="separator" w:id="-1">
     <w:p>
       <w:r>
@@ -2223,7 +2175,7 @@
 </file>
 
 <file path=word/footnotes.xml><?xml version="1.0" encoding="utf-8"?>
-<w:footnotes xmlns:wpc="http://schemas.microsoft.com/office/word/2010/wordprocessingCanvas" xmlns:mc="http://schemas.openxmlformats.org/markup-compatibility/2006" xmlns:o="urn:schemas-microsoft-com:office:office" xmlns:r="http://schemas.openxmlformats.org/officeDocument/2006/relationships" xmlns:m="http://schemas.openxmlformats.org/officeDocument/2006/math" xmlns:v="urn:schemas-microsoft-com:vml" xmlns:wp14="http://schemas.microsoft.com/office/word/2010/wordprocessingDrawing" xmlns:wp="http://schemas.openxmlformats.org/drawingml/2006/wordprocessingDrawing" xmlns:w10="urn:schemas-microsoft-com:office:word" xmlns:w="http://schemas.openxmlformats.org/wordprocessingml/2006/main" xmlns:w14="http://schemas.microsoft.com/office/word/2010/wordml" xmlns:w15="http://schemas.microsoft.com/office/word/2012/wordml" xmlns:wpg="http://schemas.microsoft.com/office/word/2010/wordprocessingGroup" xmlns:wpi="http://schemas.microsoft.com/office/word/2010/wordprocessingInk" xmlns:wne="http://schemas.microsoft.com/office/word/2006/wordml" xmlns:wps="http://schemas.microsoft.com/office/word/2010/wordprocessingShape" mc:Ignorable="w14 w15 wp14">
+<w:footnotes xmlns:wpc="http://schemas.microsoft.com/office/word/2010/wordprocessingCanvas" xmlns:cx="http://schemas.microsoft.com/office/drawing/2014/chartex" xmlns:cx1="http://schemas.microsoft.com/office/drawing/2015/9/8/chartex" xmlns:cx2="http://schemas.microsoft.com/office/drawing/2015/10/21/chartex" xmlns:cx3="http://schemas.microsoft.com/office/drawing/2016/5/9/chartex" xmlns:cx4="http://schemas.microsoft.com/office/drawing/2016/5/10/chartex" xmlns:cx5="http://schemas.microsoft.com/office/drawing/2016/5/11/chartex" xmlns:cx6="http://schemas.microsoft.com/office/drawing/2016/5/12/chartex" xmlns:cx7="http://schemas.microsoft.com/office/drawing/2016/5/13/chartex" xmlns:cx8="http://schemas.microsoft.com/office/drawing/2016/5/14/chartex" xmlns:mc="http://schemas.openxmlformats.org/markup-compatibility/2006" xmlns:aink="http://schemas.microsoft.com/office/drawing/2016/ink" xmlns:am3d="http://schemas.microsoft.com/office/drawing/2017/model3d" xmlns:o="urn:schemas-microsoft-com:office:office" xmlns:r="http://schemas.openxmlformats.org/officeDocument/2006/relationships" xmlns:m="http://schemas.openxmlformats.org/officeDocument/2006/math" xmlns:v="urn:schemas-microsoft-com:vml" xmlns:wp14="http://schemas.microsoft.com/office/word/2010/wordprocessingDrawing" xmlns:wp="http://schemas.openxmlformats.org/drawingml/2006/wordprocessingDrawing" xmlns:w10="urn:schemas-microsoft-com:office:word" xmlns:w="http://schemas.openxmlformats.org/wordprocessingml/2006/main" xmlns:w14="http://schemas.microsoft.com/office/word/2010/wordml" xmlns:w15="http://schemas.microsoft.com/office/word/2012/wordml" xmlns:w16cex="http://schemas.microsoft.com/office/word/2018/wordml/cex" xmlns:w16cid="http://schemas.microsoft.com/office/word/2016/wordml/cid" xmlns:w16="http://schemas.microsoft.com/office/word/2018/wordml" xmlns:w16sdtdh="http://schemas.microsoft.com/office/word/2020/wordml/sdtdatahash" xmlns:w16se="http://schemas.microsoft.com/office/word/2015/wordml/symex" xmlns:wpg="http://schemas.microsoft.com/office/word/2010/wordprocessingGroup" xmlns:wpi="http://schemas.microsoft.com/office/word/2010/wordprocessingInk" xmlns:wne="http://schemas.microsoft.com/office/word/2006/wordml" xmlns:wps="http://schemas.microsoft.com/office/word/2010/wordprocessingShape" mc:Ignorable="w14 w15 w16se w16cid w16 w16cex w16sdtdh wp14">
   <w:footnote w:type="separator" w:id="-1">
     <w:p>
       <w:r>
@@ -2242,7 +2194,7 @@
 </file>
 
 <file path=word/styles.xml><?xml version="1.0" encoding="utf-8"?>
-<w:styles xmlns:mc="http://schemas.openxmlformats.org/markup-compatibility/2006" xmlns:r="http://schemas.openxmlformats.org/officeDocument/2006/relationships" xmlns:w="http://schemas.openxmlformats.org/wordprocessingml/2006/main" xmlns:w14="http://schemas.microsoft.com/office/word/2010/wordml" xmlns:w15="http://schemas.microsoft.com/office/word/2012/wordml" mc:Ignorable="w14 w15">
+<w:styles xmlns:mc="http://schemas.openxmlformats.org/markup-compatibility/2006" xmlns:r="http://schemas.openxmlformats.org/officeDocument/2006/relationships" xmlns:w="http://schemas.openxmlformats.org/wordprocessingml/2006/main" xmlns:w14="http://schemas.microsoft.com/office/word/2010/wordml" xmlns:w15="http://schemas.microsoft.com/office/word/2012/wordml" xmlns:w16cex="http://schemas.microsoft.com/office/word/2018/wordml/cex" xmlns:w16cid="http://schemas.microsoft.com/office/word/2016/wordml/cid" xmlns:w16="http://schemas.microsoft.com/office/word/2018/wordml" xmlns:w16sdtdh="http://schemas.microsoft.com/office/word/2020/wordml/sdtdatahash" xmlns:w16se="http://schemas.microsoft.com/office/word/2015/wordml/symex" mc:Ignorable="w14 w15 w16se w16cid w16 w16cex w16sdtdh">
   <w:docDefaults>
     <w:rPrDefault>
       <w:rPr>
@@ -2252,7 +2204,7 @@
     </w:rPrDefault>
     <w:pPrDefault/>
   </w:docDefaults>
-  <w:latentStyles w:defLockedState="0" w:defUIPriority="0" w:defSemiHidden="0" w:defUnhideWhenUsed="0" w:defQFormat="0" w:count="371">
+  <w:latentStyles w:defLockedState="0" w:defUIPriority="0" w:defSemiHidden="0" w:defUnhideWhenUsed="0" w:defQFormat="0" w:count="376">
     <w:lsdException w:name="Normal" w:qFormat="1"/>
     <w:lsdException w:name="heading 1" w:qFormat="1"/>
     <w:lsdException w:name="heading 2" w:qFormat="1"/>
@@ -2352,7 +2304,6 @@
     <w:lsdException w:name="HTML Sample" w:semiHidden="1" w:unhideWhenUsed="1"/>
     <w:lsdException w:name="HTML Typewriter" w:semiHidden="1" w:unhideWhenUsed="1"/>
     <w:lsdException w:name="HTML Variable" w:semiHidden="1" w:unhideWhenUsed="1"/>
-    <w:lsdException w:name="Normal Table" w:semiHidden="1" w:unhideWhenUsed="1"/>
     <w:lsdException w:name="annotation subject" w:semiHidden="1" w:unhideWhenUsed="1"/>
     <w:lsdException w:name="No List" w:semiHidden="1" w:unhideWhenUsed="1"/>
     <w:lsdException w:name="Outline List 1" w:semiHidden="1" w:unhideWhenUsed="1"/>
@@ -2395,11 +2346,8 @@
     <w:lsdException w:name="Table Contemporary" w:semiHidden="1" w:unhideWhenUsed="1"/>
     <w:lsdException w:name="Table Elegant" w:semiHidden="1" w:unhideWhenUsed="1"/>
     <w:lsdException w:name="Table Professional" w:semiHidden="1" w:unhideWhenUsed="1"/>
-    <w:lsdException w:name="Table Subtle 1" w:semiHidden="1" w:unhideWhenUsed="1"/>
     <w:lsdException w:name="Table Subtle 2" w:semiHidden="1" w:unhideWhenUsed="1"/>
     <w:lsdException w:name="Table Web 1" w:semiHidden="1" w:unhideWhenUsed="1"/>
-    <w:lsdException w:name="Table Web 2" w:semiHidden="1" w:unhideWhenUsed="1"/>
-    <w:lsdException w:name="Table Web 3" w:semiHidden="1" w:unhideWhenUsed="1"/>
     <w:lsdException w:name="Balloon Text" w:semiHidden="1" w:unhideWhenUsed="1"/>
     <w:lsdException w:name="Table Theme" w:semiHidden="1" w:unhideWhenUsed="1"/>
     <w:lsdException w:name="Placeholder Text" w:semiHidden="1" w:uiPriority="99"/>
@@ -2617,6 +2565,11 @@
     <w:lsdException w:name="List Table 5 Dark Accent 6" w:uiPriority="50"/>
     <w:lsdException w:name="List Table 6 Colorful Accent 6" w:uiPriority="51"/>
     <w:lsdException w:name="List Table 7 Colorful Accent 6" w:uiPriority="52"/>
+    <w:lsdException w:name="Mention" w:semiHidden="1" w:uiPriority="99" w:unhideWhenUsed="1"/>
+    <w:lsdException w:name="Smart Hyperlink" w:semiHidden="1" w:uiPriority="99" w:unhideWhenUsed="1"/>
+    <w:lsdException w:name="Hashtag" w:semiHidden="1" w:uiPriority="99" w:unhideWhenUsed="1"/>
+    <w:lsdException w:name="Unresolved Mention" w:semiHidden="1" w:uiPriority="99" w:unhideWhenUsed="1"/>
+    <w:lsdException w:name="Smart Link" w:semiHidden="1" w:uiPriority="99" w:unhideWhenUsed="1"/>
   </w:latentStyles>
   <w:style w:type="paragraph" w:default="1" w:styleId="Normal">
     <w:name w:val="Normal"/>
@@ -2757,7 +2710,6 @@
     <w:basedOn w:val="Tablanormal"/>
     <w:rsid w:val="00552D22"/>
     <w:tblPr>
-      <w:tblInd w:w="0" w:type="dxa"/>
       <w:tblBorders>
         <w:top w:val="single" w:sz="4" w:space="0" w:color="auto"/>
         <w:left w:val="single" w:sz="4" w:space="0" w:color="auto"/>
@@ -2766,12 +2718,6 @@
         <w:insideH w:val="single" w:sz="4" w:space="0" w:color="auto"/>
         <w:insideV w:val="single" w:sz="4" w:space="0" w:color="auto"/>
       </w:tblBorders>
-      <w:tblCellMar>
-        <w:top w:w="0" w:type="dxa"/>
-        <w:left w:w="108" w:type="dxa"/>
-        <w:bottom w:w="0" w:type="dxa"/>
-        <w:right w:w="108" w:type="dxa"/>
-      </w:tblCellMar>
     </w:tblPr>
   </w:style>
   <w:style w:type="paragraph" w:styleId="Textoindependiente">
